--- a/public/artifacts/HO_SO_XUAT_KHAU_THONG_QUAN_GSSDIX_FCA_269901/07_BO_HO_SO_KE_TOAN_THUE_DON_269901/00_HUONG_DAN_QUY_TRINH_KE_TOAN_SAU_XUAT_HOA_DON_269901.docx
+++ b/public/artifacts/HO_SO_XUAT_KHAU_THONG_QUAN_GSSDIX_FCA_269901/07_BO_HO_SO_KE_TOAN_THUE_DON_269901/00_HUONG_DAN_QUY_TRINH_KE_TOAN_SAU_XUAT_HOA_DON_269901.docx
@@ -180,15 +180,15 @@
         <w:br/>
         <w:t>• Kê khai Thuế GTGT đầu vào được khấu trừ: Tổng hợp các hóa đơn GTGT đầu vào hợp pháp vào Chỉ tiêu [23], [24], [25]:</w:t>
         <w:br/>
-        <w:t xml:space="preserve">  1. Hóa đơn Thiên Long: Mua hàng 438.100.000 đ ➔ Thuế GTGT 8%: 35.048.000 đ</w:t>
+        <w:t xml:space="preserve">  1. Hóa đơn Thiên Long: Mua hàng 438.100.000 đ —&gt; Thuế GTGT 8%: 35.048.000 đ</w:t>
         <w:br/>
-        <w:t xml:space="preserve">  2. Hóa đơn Vĩnh Thành (00000217): Cước + lưu xe 26.629.630 đ ➔ Thuế GTGT 8%: 2.130.370 đ</w:t>
+        <w:t xml:space="preserve">  2. Hóa đơn Vĩnh Thành (00000217): Cước + lưu xe 26.629.630 đ —&gt; Thuế GTGT 8%: 2.130.370 đ</w:t>
         <w:br/>
-        <w:t xml:space="preserve">  3. Hóa đơn Khách sạn Dư Hùng Phát (00001188): Tiền phòng 740.740 đ ➔ Thuế GTGT 8%: 59.260 đ</w:t>
+        <w:t xml:space="preserve">  3. Hóa đơn Khách sạn Dư Hùng Phát (00001188): Tiền phòng 740.740 đ —&gt; Thuế GTGT 8%: 59.260 đ</w:t>
         <w:br/>
         <w:t xml:space="preserve">  (Nếu Bình An xuất HĐ dịch vụ 8.2M: Thuế GTGT 8%: 656.000 đ)</w:t>
         <w:br/>
-        <w:t xml:space="preserve">  ➔ TỔNG THUẾ GTGT ĐẦU VÀO ĐƯỢC KHẤU TRỪ / HOÀN THUẾ: 37.237.630 VNĐ (hoặc 37.893.630 VNĐ).</w:t>
+        <w:t xml:space="preserve">  —&gt; TỔNG THUẾ GTGT ĐẦU VÀO ĐƯỢC KHẤU TRỪ / HOÀN THUẾ: 37.237.630 VNĐ (hoặc 37.893.630 VNĐ).</w:t>
       </w:r>
     </w:p>
     <w:p>
@@ -292,7 +292,7 @@
         <w:br/>
         <w:t>• Lấy chữ ký của Tổ trưởng đội cửu vạn Lao Bảo + Kẹp kèm ảnh chụp CCCD 2 mặt của Tổ trưởng.</w:t>
         <w:br/>
-        <w:t>➔ Đủ điều kiện tính trọn vẹn 2.500.000 VNĐ vào chi phí hợp lý được trừ khi tính thuế TNDN, bảo vệ 500.000 VNĐ tiền thuế TNDN cho G-SS!</w:t>
+        <w:t>—&gt; Đủ điều kiện tính trọn vẹn 2.500.000 VNĐ vào chi phí hợp lý được trừ khi tính thuế TNDN, bảo vệ 500.000 VNĐ tiền thuế TNDN cho G-SS!</w:t>
       </w:r>
     </w:p>
     <w:p>
